--- a/data/memos/bcred_decision_memo.docx
+++ b/data/memos/bcred_decision_memo.docx
@@ -493,6 +493,53 @@
         <w:pStyle w:val="Heading1"/>
       </w:pPr>
       <w:r>
+        <w:t>Peer cohort placement</w:t>
+      </w:r>
+    </w:p>
+    <w:p>
+      <w:r>
+        <w:t>Evidence depth tier: COHORT. Cohort: Private credit (interval fund + non-traded BDC) (n=3). Membership rationale: Direct-lending private credit in a non-traded BDC chassis - same strategy as cclfx on different plumbing (150% asset-coverage leverage, discretionary quarterly tenders, monthly NAV); admitted deliberately cross-wrapper so the caveat machinery has real work.</w:t>
+      </w:r>
+    </w:p>
+    <w:p>
+      <w:r>
+        <w:t>Cohort placement (private_credit, R4 phrasing): mgmt fee: at the cohort median of 1.25 (n=3 — too small for percentile language) | expense ratio (bases differ - see notes): above the cohort median of 1.97 (n=3 — too small for percentile language) | repurchase cap: at the cohort median of 5 (n=3 — too small for percentile language). Stats + caveats in the cohort artifact.</w:t>
+      </w:r>
+    </w:p>
+    <w:p>
+      <w:pPr>
+        <w:pStyle w:val="ListBullet"/>
+      </w:pPr>
+      <w:r>
+        <w:t>Caveat: LEVERAGE-REGIME MIX: BDC 150% coverage and non-1940-Act wrappers allow materially more leverage than 1940-Act funds - fee bases and return volatility are not like-for-like. [bcred: BDC 150% asset-coverage regime - materially MORE leverage headroom than 1940-Act funds; cliffwater_cclfx: 1940-Act asset-coverage limits; pflex: 1940-Act asset-coverage limits]</w:t>
+      </w:r>
+    </w:p>
+    <w:p>
+      <w:pPr>
+        <w:pStyle w:val="ListBullet"/>
+      </w:pPr>
+      <w:r>
+        <w:t>Caveat: LIQUIDITY-LAW MIX: Rule 23c-3 obligations, discretionary tenders, and repurchase plans give different worst-case exit rights; cadence numbers alone overstate comparability. [bcred: board-discretionary share repurchases; cliffwater_cclfx: Rule 23c-3 OBLIGATION (board cannot skip a window); pflex: Rule 23c-3 OBLIGATION (board cannot skip a window)]</w:t>
+      </w:r>
+    </w:p>
+    <w:p>
+      <w:pPr>
+        <w:pStyle w:val="ListBullet"/>
+      </w:pPr>
+      <w:r>
+        <w:t>Caveat: NAV-CADENCE MIX: daily, monthly, and quarterly NAV processes embed different appraisal smoothing; volatility and drawdown comparisons inherit that difference (see de-smoothing lab). [bcred: quarterly NAV determinations; cliffwater_cclfx: daily NAV; pflex: daily NAV]</w:t>
+      </w:r>
+    </w:p>
+    <w:p>
+      <w:r>
+        <w:t>Cohort exclusion log: every candidate considered and not admitted is recorded with its reason in data/roster_decisions.md (rendered on the site's Cohorts view). Membership is an argued judgment, not a tag.</w:t>
+      </w:r>
+    </w:p>
+    <w:p>
+      <w:pPr>
+        <w:pStyle w:val="Heading1"/>
+      </w:pPr>
+      <w:r>
         <w:t>Provenance</w:t>
       </w:r>
     </w:p>

--- a/data/memos/bcred_decision_memo.docx
+++ b/data/memos/bcred_decision_memo.docx
@@ -23,7 +23,7 @@
         <w:br/>
       </w:r>
       <w:r>
-        <w:t>Date: 2026-08-15    Status: DRAFT — demo build; cells marked extracted-unverified pend independent verification.</w:t>
+        <w:t>Date: 2026-08-25    Status: DRAFT — demo build; cells marked extracted-unverified pend independent verification.</w:t>
       </w:r>
     </w:p>
     <w:p>
@@ -222,7 +222,7 @@
               <w:br/>
               <w:t>5.3: Candidates evaluated incl. paid/manual indices, with the peer cohort now a real lane-C candidate (7/12 - reaches threshold, outranked; retained as viable alternate). Full scoring + rejection ledger in the selection artif</w:t>
               <w:br/>
-              <w:t>5.4: Peer cohort private_credit (n=3: cclfx, bcred, pflex) - equal-weight annual composite on printed FY returns; cross-wrapper mix (interval + BDC) disclosed in the cohort caveat block. Membership rationales in data/facts; e</w:t>
+              <w:t>5.4: Peer cohort private_credit (n=5: cliffwater_cclfx, bcred, pflex, cion_ares, ocic) - equal-weight annual composite on printed FY/calendar returns, per-year membership disclosed in the artifact (2020 excluded: only partial</w:t>
               <w:br/>
               <w:t>5.5: PME inputs (computed): window 2021-01-07 to 2025-12-31; flows [-1 at start, 1.5998 at end]; index BKLN adj-close daily-anchored. KS-PME 1.2378, Direct Alpha 4.38%/yr.</w:t>
             </w:r>
@@ -430,7 +430,7 @@
           </w:tcPr>
           <w:p>
             <w:r>
-              <w:t>Peer cohort: private_credit (cclfx, bcred, pflex)</w:t>
+              <w:t>Peer cohort: private_credit (cclfx, bcred, pflex, cion_ares, ocic)</w:t>
             </w:r>
           </w:p>
         </w:tc>
@@ -498,12 +498,12 @@
     </w:p>
     <w:p>
       <w:r>
-        <w:t>Evidence depth tier: COHORT. Cohort: Private credit (interval fund + non-traded BDC) (n=3). Membership rationale: Direct-lending private credit in a non-traded BDC chassis - same strategy as cclfx on different plumbing (150% asset-coverage leverage, discretionary quarterly tenders, monthly NAV); admitted deliberately cross-wrapper so the caveat machinery has real work.</w:t>
+        <w:t>Evidence depth tier: COHORT. Cohort: Private credit (interval fund + non-traded BDC) (n=5). Membership rationale: Direct-lending private credit in a non-traded BDC chassis - same strategy as cclfx on different plumbing (150% asset-coverage leverage, discretionary quarterly tenders, monthly NAV); admitted deliberately cross-wrapper so the caveat machinery has real work.</w:t>
       </w:r>
     </w:p>
     <w:p>
       <w:r>
-        <w:t>Cohort placement (private_credit, R4 phrasing): mgmt fee: at the cohort median of 1.25 (n=3 — too small for percentile language) | expense ratio (bases differ - see notes): above the cohort median of 1.97 (n=3 — too small for percentile language) | repurchase cap: at the cohort median of 5 (n=3 — too small for percentile language). Stats + caveats in the cohort artifact.</w:t>
+        <w:t>Cohort placement (private_credit, R4 phrasing): mgmt fee: 30th percentile of cohort (n=5), at the median of 1.25 | expense ratio (bases differ - see notes): 70th percentile of cohort (n=5), above the median of 3.76 | repurchase cap: 10th percentile of cohort (n=5), at the median of 5. Stats and per-member values in data/cohorts/private_credit.json; membership rationales in data/facts.</w:t>
       </w:r>
     </w:p>
     <w:p>
@@ -511,7 +511,7 @@
         <w:pStyle w:val="ListBullet"/>
       </w:pPr>
       <w:r>
-        <w:t>Caveat: LEVERAGE-REGIME MIX: BDC 150% coverage and non-1940-Act wrappers allow materially more leverage than 1940-Act funds - fee bases and return volatility are not like-for-like. [bcred: BDC 150% asset-coverage regime - materially MORE leverage headroom than 1940-Act funds; cliffwater_cclfx: 1940-Act asset-coverage limits; pflex: 1940-Act asset-coverage limits]</w:t>
+        <w:t>Caveat: LEVERAGE-REGIME MIX: BDC 150% coverage and non-1940-Act wrappers allow materially more leverage than 1940-Act funds - fee bases and return volatility are not like-for-like. [bcred: BDC 150% asset-coverage regime - materially MORE leverage headroom than 1940-Act funds; cion_ares: 1940-Act asset-coverage limits; cliffwater_cclfx: 1940-Act asset-coverage limits; ocic: BDC 150% asset-coverage regime - materially MORE leverage headroom than 1940-Act funds; pflex: 1940-Act asset-coverage limits]</w:t>
       </w:r>
     </w:p>
     <w:p>
@@ -519,7 +519,7 @@
         <w:pStyle w:val="ListBullet"/>
       </w:pPr>
       <w:r>
-        <w:t>Caveat: LIQUIDITY-LAW MIX: Rule 23c-3 obligations, discretionary tenders, and repurchase plans give different worst-case exit rights; cadence numbers alone overstate comparability. [bcred: board-discretionary share repurchases; cliffwater_cclfx: Rule 23c-3 OBLIGATION (board cannot skip a window); pflex: Rule 23c-3 OBLIGATION (board cannot skip a window)]</w:t>
+        <w:t>Caveat: LIQUIDITY-LAW MIX: Rule 23c-3 obligations, discretionary tenders, and repurchase plans give different worst-case exit rights; cadence numbers alone overstate comparability. [bcred: board-discretionary share repurchases; cion_ares: Rule 23c-3 OBLIGATION (board cannot skip a window); cliffwater_cclfx: Rule 23c-3 OBLIGATION (board cannot skip a window); ocic: board-discretionary share repurchases; pflex: Rule 23c-3 OBLIGATION (board cannot skip a window)]</w:t>
       </w:r>
     </w:p>
     <w:p>
@@ -527,7 +527,7 @@
         <w:pStyle w:val="ListBullet"/>
       </w:pPr>
       <w:r>
-        <w:t>Caveat: NAV-CADENCE MIX: daily, monthly, and quarterly NAV processes embed different appraisal smoothing; volatility and drawdown comparisons inherit that difference (see de-smoothing lab). [bcred: quarterly NAV determinations; cliffwater_cclfx: daily NAV; pflex: daily NAV]</w:t>
+        <w:t>Caveat: NAV-CADENCE MIX: daily, monthly, and quarterly NAV processes embed different appraisal smoothing; volatility and drawdown comparisons inherit that difference (see de-smoothing lab). [bcred: quarterly NAV determinations; cion_ares: daily NAV; cliffwater_cclfx: daily NAV; ocic: quarterly NAV determinations; pflex: daily NAV]</w:t>
       </w:r>
     </w:p>
     <w:p>
@@ -545,7 +545,7 @@
     </w:p>
     <w:p>
       <w:r>
-        <w:t>Every populated cell carries its source document, section, quote, extractor and verifier in data/evidence/. Current cell status for this product: computed: 8, extracted: 26, fetched: 1, n/a: 16, partial: 3. Cells marked extracted-unverified or computed await independent verification; verified cells have been independently re-checked.</w:t>
+        <w:t>Every populated cell carries its source document, section, quote, extractor and verifier in data/evidence/. Current cell status for this product: computed: 8, extracted: 26, fetched: 1, n/a: 16, partial: 3. Cells marked extracted-unverified or computed await independent verification; verified cells have been independently re-checked. Cells marked structured come directly from machine-readable regulatory data (N-CEN structured datasets, XBRL company facts) with the source dataset cited; no model judgment is involved.</w:t>
       </w:r>
     </w:p>
     <w:p>

--- a/data/memos/bcred_decision_memo.docx
+++ b/data/memos/bcred_decision_memo.docx
@@ -23,7 +23,7 @@
         <w:br/>
       </w:r>
       <w:r>
-        <w:t>Date: 2026-08-25    Status: DRAFT — demo build; cells marked extracted-unverified pend independent verification.</w:t>
+        <w:t>Date: 2026-09-04    Status: DRAFT — demo build; cells marked extracted-unverified pend independent verification.</w:t>
       </w:r>
     </w:p>
     <w:p>

--- a/data/memos/bcred_decision_memo.docx
+++ b/data/memos/bcred_decision_memo.docx
@@ -222,7 +222,7 @@
               <w:br/>
               <w:t>5.3: Candidates evaluated incl. paid/manual indices, with the peer cohort now a real lane-C candidate (7/12 - reaches threshold, outranked; retained as viable alternate). Full scoring + rejection ledger in the selection artif</w:t>
               <w:br/>
-              <w:t>5.4: Peer cohort private_credit (n=5: cliffwater_cclfx, bcred, pflex, cion_ares, ocic) - equal-weight annual composite on printed FY/calendar returns, per-year membership disclosed in the artifact (2020 excluded: only partial</w:t>
+              <w:t>5.4: Peer cohort private_credit (n=5: cliffwater_cclfx, bcred, pflex, cion_ares, ocic). Equal-weight annual composite on printed fiscal-year returns for years with 2 or more reporting members: 2021 (n=5), 2022 (n=5), 2023 (n=</w:t>
               <w:br/>
               <w:t>5.5: PME inputs (computed): window 2021-01-07 to 2025-12-31; flows [-1 at start, 1.5998 at end]; index BKLN adj-close daily-anchored. KS-PME 1.2378, Direct Alpha 4.38%/yr.</w:t>
             </w:r>

--- a/data/memos/bcred_decision_memo.docx
+++ b/data/memos/bcred_decision_memo.docx
@@ -503,7 +503,7 @@
     </w:p>
     <w:p>
       <w:r>
-        <w:t>Cohort placement (private_credit, R4 phrasing): mgmt fee: 30th percentile of cohort (n=5), at the median of 1.25 | expense ratio (bases differ - see notes): 70th percentile of cohort (n=5), above the median of 3.76 | repurchase cap: 10th percentile of cohort (n=5), at the median of 5. Stats and per-member values in data/cohorts/private_credit.json; membership rationales in data/facts.</w:t>
+        <w:t>Cohort placement (private_credit, R4 phrasing): mgmt fee: 50th percentile of cohort (n=5), at the median of 1.25 | expense ratio (bases differ, see notes): 70th percentile of cohort (n=5), above the median of 3.76 | repurchase cap: 50th percentile of cohort (n=5), at the median of 5. Stats and per-member values in data/cohorts/private_credit.json, membership rationales in data/facts.</w:t>
       </w:r>
     </w:p>
     <w:p>

--- a/data/memos/bcred_decision_memo.docx
+++ b/data/memos/bcred_decision_memo.docx
@@ -7,7 +7,7 @@
         <w:pStyle w:val="Title"/>
       </w:pPr>
       <w:r>
-        <w:t>Designated Investment Alternative Evaluation — Decision Memo</w:t>
+        <w:t>Designated Investment Alternative Evaluation: Decision Memo</w:t>
       </w:r>
     </w:p>
     <w:p>
@@ -23,7 +23,7 @@
         <w:br/>
       </w:r>
       <w:r>
-        <w:t>Date: 2026-09-04    Status: DRAFT — demo build; cells marked extracted-unverified pend independent verification.</w:t>
+        <w:t>Date: 2026-09-04    Status: DRAFT (demo build). Cells marked extracted-unverified pend independent verification.</w:t>
       </w:r>
     </w:p>
     <w:p>
@@ -41,12 +41,12 @@
     </w:p>
     <w:p>
       <w:r>
-        <w:t>This memo documents an evaluation of the product below as a potential designated investment alternative (DIA) for the plan, structured on the six factors of the proposed rule: performance, fees and expenses, liquidity, valuation, performance benchmarks, and complexity. The proposed safe harbor attaches to a documented, objective, thorough and analytical process; this memo and its underlying evidence files constitute that record.</w:t>
+        <w:t>This memo documents an evaluation of the product below as a potential designated investment alternative (DIA) for the plan, structured on the six factors of the proposed rule: performance, fees and expenses, liquidity, valuation, performance benchmarks, and complexity. The proposed safe harbor attaches to a documented, objective, thorough and analytical process. This memo and its underlying evidence files constitute that record.</w:t>
       </w:r>
     </w:p>
     <w:p>
       <w:r>
-        <w:t>On benchmarks, the proposal requires comparison against a meaningful benchmark and acknowledges that no single benchmark is meaningful for every DIA; where none exists, the history of a similar type of investment may serve. The benchmark section below therefore documents the selection AND the rejections: every candidate considered, its score, and the true reason it was or was not chosen. Note: the pleading standard for benchmark-based claims is before the Supreme Court in Anderson v. Intel (argument expected October Term 2026); this memo's approach is designed to be defensible under either outcome.</w:t>
+        <w:t>On benchmarks, the proposal requires comparison against a meaningful benchmark and acknowledges that no single benchmark is meaningful for every DIA. Where none exists, the history of a similar type of investment may serve. The benchmark section below therefore documents the selection AND the rejections: every candidate considered, its score, and the true reason it was or was not chosen. Note: the pleading standard for benchmark-based claims is before the Supreme Court in Anderson v. Intel (argument expected October Term 2026). This memo's approach is designed to be defensible under either outcome.</w:t>
       </w:r>
     </w:p>
     <w:p>
@@ -96,7 +96,7 @@
           </w:tcPr>
           <w:p>
             <w:r>
-              <w:t>1 — Performance</w:t>
+              <w:t>1. Performance</w:t>
             </w:r>
           </w:p>
         </w:tc>
@@ -124,7 +124,7 @@
           </w:tcPr>
           <w:p>
             <w:r>
-              <w:t>2 — Fees</w:t>
+              <w:t>2. Fees</w:t>
             </w:r>
           </w:p>
         </w:tc>
@@ -152,7 +152,7 @@
           </w:tcPr>
           <w:p>
             <w:r>
-              <w:t>3 — Liquidity</w:t>
+              <w:t>3. Liquidity</w:t>
             </w:r>
           </w:p>
         </w:tc>
@@ -180,7 +180,7 @@
           </w:tcPr>
           <w:p>
             <w:r>
-              <w:t>4 — Valuation</w:t>
+              <w:t>4. Valuation</w:t>
             </w:r>
           </w:p>
         </w:tc>
@@ -208,7 +208,7 @@
           </w:tcPr>
           <w:p>
             <w:r>
-              <w:t>5 — Performance Benchmarks</w:t>
+              <w:t>5. Performance Benchmarks</w:t>
             </w:r>
           </w:p>
         </w:tc>
@@ -236,7 +236,7 @@
           </w:tcPr>
           <w:p>
             <w:r>
-              <w:t>6 — Complexity</w:t>
+              <w:t>6. Complexity</w:t>
             </w:r>
           </w:p>
         </w:tc>
@@ -271,12 +271,12 @@
         <w:pStyle w:val="Heading2"/>
       </w:pPr>
       <w:r>
-        <w:t>Primary: Senior loan investable proxy (BKLN, for Morningstar LSTA class) — score 9/12</w:t>
+        <w:t>Primary: Senior loan investable proxy (BKLN, for Morningstar LSTA class) (score 9/12)</w:t>
       </w:r>
     </w:p>
     <w:p>
       <w:r>
-        <w:t>Window 2021-01-07 to 2025-12-31: fund 12.47%/yr vs benchmark 6.62%/yr; KS-PME 1.2378; Direct Alpha 4.38%/yr. Disclosure: PME and alpha computed on appraisal-lagged NAVs are window-sensitive and can be smoothing-flattered; conclusions should be read with the methodology's window-sensitivity analysis.</w:t>
+        <w:t>Window 2021-01-07 to 2025-12-31: fund 12.47%/yr vs benchmark 6.62%/yr, KS-PME 1.2378, Direct Alpha 4.38%/yr. Disclosure: PME and alpha computed on appraisal-lagged NAVs are window-sensitive and can be smoothing-flattered. Conclusions should be read with the methodology's window-sensitivity analysis.</w:t>
       </w:r>
     </w:p>
     <w:p>
@@ -284,7 +284,7 @@
         <w:pStyle w:val="ListBullet"/>
       </w:pPr>
       <w:r>
-        <w:t>strategy_match 2/3: broadly syndicated loans vs direct lending - close cousin, not twin; fund itself declares NO benchmark (5.1) - engine constructs</w:t>
+        <w:t>strategy_match 2/3: broadly syndicated loans vs direct lending (close cousin, not twin). Fund itself declares NO benchmark (5.1), so the engine constructs one</w:t>
       </w:r>
     </w:p>
     <w:p>
@@ -324,12 +324,12 @@
         <w:pStyle w:val="Heading2"/>
       </w:pPr>
       <w:r>
-        <w:t>Secondary: PME / Direct Alpha vs BKLN — score 9/12</w:t>
+        <w:t>Secondary: PME / Direct Alpha vs BKLN (score 9/12)</w:t>
       </w:r>
     </w:p>
     <w:p>
       <w:r>
-        <w:t>Window 2021-01-07 to 2025-12-31: fund 12.47%/yr vs benchmark 6.62%/yr; KS-PME 1.2378; Direct Alpha 4.38%/yr. Disclosure: PME and alpha computed on appraisal-lagged NAVs are window-sensitive and can be smoothing-flattered; conclusions should be read with the methodology's window-sensitivity analysis.</w:t>
+        <w:t>Window 2021-01-07 to 2025-12-31: fund 12.47%/yr vs benchmark 6.62%/yr, KS-PME 1.2378, Direct Alpha 4.38%/yr. Disclosure: PME and alpha computed on appraisal-lagged NAVs are window-sensitive and can be smoothing-flattered. Conclusions should be read with the methodology's window-sensitivity analysis.</w:t>
       </w:r>
     </w:p>
     <w:p>
@@ -450,7 +450,7 @@
           </w:tcPr>
           <w:p>
             <w:r>
-              <w:t>outranked: score 7/12 vs primary 9/12 and secondary 9/12 - only two slots; retained in log as viable alternate</w:t>
+              <w:t>outranked: score 7/12 vs primary 9/12 and secondary 9/12 (only two slots). Retained in log as viable alternate</w:t>
             </w:r>
           </w:p>
         </w:tc>
@@ -498,7 +498,7 @@
     </w:p>
     <w:p>
       <w:r>
-        <w:t>Evidence depth tier: COHORT. Cohort: Private credit (interval fund + non-traded BDC) (n=5). Membership rationale: Direct-lending private credit in a non-traded BDC chassis - same strategy as cclfx on different plumbing (150% asset-coverage leverage, discretionary quarterly tenders, monthly NAV); admitted deliberately cross-wrapper so the caveat machinery has real work.</w:t>
+        <w:t>Evidence depth tier: COHORT. Cohort: Private credit (interval fund + non-traded BDC) (n=5). Membership rationale: Direct-lending private credit in a non-traded BDC chassis: the same strategy as cclfx on different plumbing (150% asset-coverage leverage, discretionary quarterly tenders, monthly NAV). Admitted deliberately cross-wrapper so the caveat machinery has real work.</w:t>
       </w:r>
     </w:p>
     <w:p>
@@ -545,7 +545,7 @@
     </w:p>
     <w:p>
       <w:r>
-        <w:t>Every populated cell carries its source document, section, quote, extractor and verifier in data/evidence/. Current cell status for this product: computed: 8, extracted: 26, fetched: 1, n/a: 16, partial: 3. Cells marked extracted-unverified or computed await independent verification; verified cells have been independently re-checked. Cells marked structured come directly from machine-readable regulatory data (N-CEN structured datasets, XBRL company facts) with the source dataset cited; no model judgment is involved.</w:t>
+        <w:t>Every populated cell carries its source document, section, quote, extractor and verifier in data/evidence/. Current cell status for this product: computed: 8, extracted: 26, fetched: 1, n/a: 16, partial: 3. Cells marked extracted-unverified or computed await independent verification. Verified cells have been independently re-checked. Cells marked structured come directly from machine-readable regulatory data (N-CEN structured datasets, XBRL company facts) with the source dataset cited. No model judgment is involved.</w:t>
       </w:r>
     </w:p>
     <w:p>

--- a/data/memos/bcred_decision_memo.docx
+++ b/data/memos/bcred_decision_memo.docx
@@ -276,7 +276,7 @@
     </w:p>
     <w:p>
       <w:r>
-        <w:t>Window 2021-01-07 to 2025-12-31: fund 12.47%/yr vs benchmark 6.62%/yr, KS-PME 1.2378, Direct Alpha 4.38%/yr. Disclosure: PME and alpha computed on appraisal-lagged NAVs are window-sensitive and can be smoothing-flattered. Conclusions should be read with the methodology's window-sensitivity analysis.</w:t>
+        <w:t>Window 2021-01-07 to 2025-12-31: fund 9.85%/yr vs benchmark 5.26%/yr, KS-PME 1.2378, Direct Alpha 4.38%/yr. Disclosure: PME and alpha computed on appraisal-lagged NAVs are window-sensitive and can be smoothing-flattered. Conclusions should be read with the methodology's window-sensitivity analysis.</w:t>
       </w:r>
     </w:p>
     <w:p>
@@ -329,7 +329,7 @@
     </w:p>
     <w:p>
       <w:r>
-        <w:t>Window 2021-01-07 to 2025-12-31: fund 12.47%/yr vs benchmark 6.62%/yr, KS-PME 1.2378, Direct Alpha 4.38%/yr. Disclosure: PME and alpha computed on appraisal-lagged NAVs are window-sensitive and can be smoothing-flattered. Conclusions should be read with the methodology's window-sensitivity analysis.</w:t>
+        <w:t>Window 2021-01-07 to 2025-12-31: fund 9.85%/yr vs benchmark 5.26%/yr, KS-PME 1.2378, Direct Alpha 4.38%/yr. Disclosure: PME and alpha computed on appraisal-lagged NAVs are window-sensitive and can be smoothing-flattered. Conclusions should be read with the methodology's window-sensitivity analysis.</w:t>
       </w:r>
     </w:p>
     <w:p>

--- a/data/memos/bcred_decision_memo.docx
+++ b/data/memos/bcred_decision_memo.docx
@@ -276,7 +276,7 @@
     </w:p>
     <w:p>
       <w:r>
-        <w:t>Window 2021-01-07 to 2025-12-31: fund 9.85%/yr vs benchmark 5.26%/yr, KS-PME 1.2378, Direct Alpha 4.38%/yr. Disclosure: PME and alpha computed on appraisal-lagged NAVs are window-sensitive and can be smoothing-flattered. Conclusions should be read with the methodology's window-sensitivity analysis.</w:t>
+        <w:t>Window 2021-01-07 to 2025-12-31: fund 9.89%/yr vs benchmark 5.29%/yr, KS-PME 1.2378, Direct Alpha 4.38%/yr. Disclosure: PME and alpha computed on appraisal-lagged NAVs are window-sensitive and can be smoothing-flattered. Conclusions should be read with the methodology's window-sensitivity analysis.</w:t>
       </w:r>
     </w:p>
     <w:p>
@@ -329,7 +329,7 @@
     </w:p>
     <w:p>
       <w:r>
-        <w:t>Window 2021-01-07 to 2025-12-31: fund 9.85%/yr vs benchmark 5.26%/yr, KS-PME 1.2378, Direct Alpha 4.38%/yr. Disclosure: PME and alpha computed on appraisal-lagged NAVs are window-sensitive and can be smoothing-flattered. Conclusions should be read with the methodology's window-sensitivity analysis.</w:t>
+        <w:t>Window 2021-01-07 to 2025-12-31: fund 9.89%/yr vs benchmark 5.29%/yr, KS-PME 1.2378, Direct Alpha 4.38%/yr. Disclosure: PME and alpha computed on appraisal-lagged NAVs are window-sensitive and can be smoothing-flattered. Conclusions should be read with the methodology's window-sensitivity analysis.</w:t>
       </w:r>
     </w:p>
     <w:p>

--- a/data/memos/bcred_decision_memo.docx
+++ b/data/memos/bcred_decision_memo.docx
@@ -280,6 +280,11 @@
       </w:r>
     </w:p>
     <w:p>
+      <w:r>
+        <w:t>Two-point comparison: one contribution at the window start and one valuation at the end. Direct Alpha is the annualized form of the same two flows.</w:t>
+      </w:r>
+    </w:p>
+    <w:p>
       <w:pPr>
         <w:pStyle w:val="ListBullet"/>
       </w:pPr>
@@ -330,6 +335,11 @@
     <w:p>
       <w:r>
         <w:t>Window 2021-01-07 to 2025-12-31: fund 9.89%/yr vs benchmark 5.29%/yr, KS-PME 1.2378, Direct Alpha 4.38%/yr. Disclosure: PME and alpha computed on appraisal-lagged NAVs are window-sensitive and can be smoothing-flattered. Conclusions should be read with the methodology's window-sensitivity analysis.</w:t>
+      </w:r>
+    </w:p>
+    <w:p>
+      <w:r>
+        <w:t>Two-point comparison: one contribution at the window start and one valuation at the end. Direct Alpha is the annualized form of the same two flows.</w:t>
       </w:r>
     </w:p>
     <w:p>

--- a/data/memos/bcred_decision_memo.docx
+++ b/data/memos/bcred_decision_memo.docx
@@ -271,7 +271,65 @@
         <w:pStyle w:val="Heading2"/>
       </w:pPr>
       <w:r>
-        <w:t>Primary: Senior loan investable proxy (BKLN, for Morningstar LSTA class) (score 9/12)</w:t>
+        <w:t>Primary: Peer cohort composite: private_credit without bcred (cion_ares, cliffwater_cclfx, ocic, pflex) (score 10/12)</w:t>
+      </w:r>
+    </w:p>
+    <w:p>
+      <w:r>
+        <w:t>Window FY2021 to FY2025 (5 overlapping fiscal year(s) of 5 composite years): fund 9.85%/yr vs benchmark 8.18%/yr, KS-PME 1.0798, Direct Alpha 1.55%/yr. Disclosure: PME and alpha computed on appraisal-lagged NAVs are window-sensitive and can be smoothing-flattered. Conclusions should be read with the methodology's window-sensitivity analysis.</w:t>
+      </w:r>
+    </w:p>
+    <w:p>
+      <w:r>
+        <w:t>Two-point comparison: one contribution at the window start and one valuation at the end. Direct Alpha is the annualized form of the same two flows.</w:t>
+      </w:r>
+    </w:p>
+    <w:p>
+      <w:pPr>
+        <w:pStyle w:val="ListBullet"/>
+      </w:pPr>
+      <w:r>
+        <w:t>strategy_match 3/3: same asset class and sub-strategy (private_credit / direct_lending)</w:t>
+      </w:r>
+    </w:p>
+    <w:p>
+      <w:pPr>
+        <w:pStyle w:val="ListBullet"/>
+      </w:pPr>
+      <w:r>
+        <w:t>risk_liquidity_match 2/3: NAV-class series, members span more than one leverage regime</w:t>
+      </w:r>
+    </w:p>
+    <w:p>
+      <w:pPr>
+        <w:pStyle w:val="ListBullet"/>
+      </w:pPr>
+      <w:r>
+        <w:t>investability 2/2: computable on held data (cohort composite from filings)</w:t>
+      </w:r>
+    </w:p>
+    <w:p>
+      <w:pPr>
+        <w:pStyle w:val="ListBullet"/>
+      </w:pPr>
+      <w:r>
+        <w:t>data_quality 1/2: annual composite with 5 overlapping fiscal years</w:t>
+      </w:r>
+    </w:p>
+    <w:p>
+      <w:pPr>
+        <w:pStyle w:val="ListBullet"/>
+      </w:pPr>
+      <w:r>
+        <w:t>provider_independence 2/2: provider unaffiliated with the fund (constructed (Tark cohort engine, leave-one-out))</w:t>
+      </w:r>
+    </w:p>
+    <w:p>
+      <w:pPr>
+        <w:pStyle w:val="Heading2"/>
+      </w:pPr>
+      <w:r>
+        <w:t>Secondary: Senior loan investable proxy (BKLN, for Morningstar LSTA class) (score 9/12)</w:t>
       </w:r>
     </w:p>
     <w:p>
@@ -289,7 +347,7 @@
         <w:pStyle w:val="ListBullet"/>
       </w:pPr>
       <w:r>
-        <w:t>strategy_match 2/3: broadly syndicated loans vs direct lending (close cousin, not twin). Fund itself declares NO benchmark (5.1), so the engine constructs one</w:t>
+        <w:t>strategy_match 2/3: the public-market version of the asset class (syndicated loans for direct lending)</w:t>
       </w:r>
     </w:p>
     <w:p>
@@ -297,7 +355,7 @@
         <w:pStyle w:val="ListBullet"/>
       </w:pPr>
       <w:r>
-        <w:t>risk_liquidity_match 1/3: daily-liquid proxy vs semi-liquid fund - vol/liquidity regimes differ</w:t>
+        <w:t>risk_liquidity_match 1/3: daily-liquid market proxy vs a semi-liquid NAV fund, vol and liquidity regimes differ</w:t>
       </w:r>
     </w:p>
     <w:p>
@@ -305,7 +363,7 @@
         <w:pStyle w:val="ListBullet"/>
       </w:pPr>
       <w:r>
-        <w:t>investability 2/2: investable, priced daily</w:t>
+        <w:t>investability 2/2: computable on held data (daily series)</w:t>
       </w:r>
     </w:p>
     <w:p>
@@ -313,7 +371,7 @@
         <w:pStyle w:val="ListBullet"/>
       </w:pPr>
       <w:r>
-        <w:t>data_quality 2/2: daily series</w:t>
+        <w:t>data_quality 2/2: daily series held</w:t>
       </w:r>
     </w:p>
     <w:p>
@@ -321,65 +379,7 @@
         <w:pStyle w:val="ListBullet"/>
       </w:pPr>
       <w:r>
-        <w:t>provider_independence 2/2: provider unaffiliated with the fund</w:t>
-      </w:r>
-    </w:p>
-    <w:p>
-      <w:pPr>
-        <w:pStyle w:val="Heading2"/>
-      </w:pPr>
-      <w:r>
-        <w:t>Secondary: PME / Direct Alpha vs BKLN (score 9/12)</w:t>
-      </w:r>
-    </w:p>
-    <w:p>
-      <w:r>
-        <w:t>Window 2021-01-07 to 2025-12-31: fund 9.89%/yr vs benchmark 5.29%/yr, KS-PME 1.2378, Direct Alpha 4.38%/yr. Disclosure: PME and alpha computed on appraisal-lagged NAVs are window-sensitive and can be smoothing-flattered. Conclusions should be read with the methodology's window-sensitivity analysis.</w:t>
-      </w:r>
-    </w:p>
-    <w:p>
-      <w:r>
-        <w:t>Two-point comparison: one contribution at the window start and one valuation at the end. Direct Alpha is the annualized form of the same two flows.</w:t>
-      </w:r>
-    </w:p>
-    <w:p>
-      <w:pPr>
-        <w:pStyle w:val="ListBullet"/>
-      </w:pPr>
-      <w:r>
-        <w:t>strategy_match 2/3: wealth-ratio PME vs investable loan proxy</w:t>
-      </w:r>
-    </w:p>
-    <w:p>
-      <w:pPr>
-        <w:pStyle w:val="ListBullet"/>
-      </w:pPr>
-      <w:r>
-        <w:t>risk_liquidity_match 1/3: daily-liquid proxy vs semi-liquid fund - vol/liquidity regimes differ</w:t>
-      </w:r>
-    </w:p>
-    <w:p>
-      <w:pPr>
-        <w:pStyle w:val="ListBullet"/>
-      </w:pPr>
-      <w:r>
-        <w:t>investability 2/2: investable, priced daily</w:t>
-      </w:r>
-    </w:p>
-    <w:p>
-      <w:pPr>
-        <w:pStyle w:val="ListBullet"/>
-      </w:pPr>
-      <w:r>
-        <w:t>data_quality 2/2: daily series</w:t>
-      </w:r>
-    </w:p>
-    <w:p>
-      <w:pPr>
-        <w:pStyle w:val="ListBullet"/>
-      </w:pPr>
-      <w:r>
-        <w:t>provider_independence 2/2: provider unaffiliated with the fund</w:t>
+        <w:t>provider_independence 2/2: provider unaffiliated with the fund (Invesco / Morningstar LSTA class)</w:t>
       </w:r>
     </w:p>
     <w:p>
@@ -440,7 +440,7 @@
           </w:tcPr>
           <w:p>
             <w:r>
-              <w:t>Peer cohort: private_credit (cclfx, bcred, pflex, cion_ares, ocic)</w:t>
+              <w:t>Cliffwater Direct Lending Index (CDLI)</w:t>
             </w:r>
           </w:p>
         </w:tc>
@@ -460,39 +460,7 @@
           </w:tcPr>
           <w:p>
             <w:r>
-              <w:t>outranked: score 7/12 vs primary 9/12 and secondary 9/12 (only two slots). Retained in log as viable alternate</w:t>
-            </w:r>
-          </w:p>
-        </w:tc>
-      </w:tr>
-      <w:tr>
-        <w:tc>
-          <w:tcPr>
-            <w:tcW w:type="dxa" w:w="3456"/>
-          </w:tcPr>
-          <w:p>
-            <w:r>
-              <w:t>Cliffwater Direct Lending Index (CDLI)</w:t>
-            </w:r>
-          </w:p>
-        </w:tc>
-        <w:tc>
-          <w:tcPr>
-            <w:tcW w:type="dxa" w:w="1152"/>
-          </w:tcPr>
-          <w:p>
-            <w:r>
-              <w:t>6/12</w:t>
-            </w:r>
-          </w:p>
-        </w:tc>
-        <w:tc>
-          <w:tcPr>
-            <w:tcW w:type="dxa" w:w="4752"/>
-          </w:tcPr>
-          <w:p>
-            <w:r>
-              <w:t>score 6/12 below primary threshold 7</w:t>
+              <w:t>outranked: score 7/12 vs primary 10/12 and secondary 9/12 (only two slots). Retained in log as viable alternate</w:t>
             </w:r>
           </w:p>
         </w:tc>
